--- a/eng/docx/55.content.docx
+++ b/eng/docx/55.content.docx
@@ -705,7 +705,19 @@
         <w:rPr>
           <w:lang w:val="en_US" w:bidi="en_US"/>
         </w:rPr>
-        <w:t>Paul uses the abstract noun “faith” eight times in this letter. The word “faith” could refer to the act of having “faith” or to the content of the “faith,” that is, what it is that Christians believe. In many places in 2 Timothy, Christians have different understandings of which meaning Paul intended. In each of these places, a translation note provides examples of how to express the two possible meanings and the UST models how to express the idea when the word “faith” refers to the act of believing. (See: [[rc://*/tw/dict/bible/kt/faith]])</w:t>
+        <w:t xml:space="preserve">Paul uses the abstract noun “faith” eight times in this letter. The word “faith” could refer to the act of having “faith” or to the content of the “faith,” that is, what it is that Christians believe. In many places in 2 Timothy, Christians have different understandings of which meaning Paul intended. In each of these places, a translation note provides examples of how to express the two possible meanings and the UST models how to express the idea when the word “faith” refers to the act of believing. (See: </w:t>
+      </w:r>
+      <w:r>
+        <w:rPr>
+          <w:lang w:val="en_US" w:bidi="en_US"/>
+        </w:rPr>
+        <w:t>faith</w:t>
+      </w:r>
+      <w:r>
+        <w:rPr>
+          <w:lang w:val="en_US" w:bidi="en_US"/>
+        </w:rPr>
+        <w:t>)</w:t>
       </w:r>
       <w:r>
         <w:rPr>
@@ -740,7 +752,19 @@
         <w:rPr>
           <w:lang w:val="en_US" w:bidi="en_US"/>
         </w:rPr>
-        <w:t>Paul uses the abstract noun “love” four times in this letter. He could mean that believers should love each other or that they should love God or that they should love both God and each other. If possible, though, you should express the idea so that it could include all of these possibilities. If you must express whom people are to love, it is recommended that you indicate that it is fellow believers. The UST models how to express the idea in that way. (See: [[rc://*/tw/dict/bible/kt/love]])</w:t>
+        <w:t xml:space="preserve">Paul uses the abstract noun “love” four times in this letter. He could mean that believers should love each other or that they should love God or that they should love both God and each other. If possible, though, you should express the idea so that it could include all of these possibilities. If you must express whom people are to love, it is recommended that you indicate that it is fellow believers. The UST models how to express the idea in that way. (See: </w:t>
+      </w:r>
+      <w:r>
+        <w:rPr>
+          <w:lang w:val="en_US" w:bidi="en_US"/>
+        </w:rPr>
+        <w:t>love, beloved</w:t>
+      </w:r>
+      <w:r>
+        <w:rPr>
+          <w:lang w:val="en_US" w:bidi="en_US"/>
+        </w:rPr>
+        <w:t>)</w:t>
       </w:r>
       <w:r>
         <w:rPr>
